--- a/TS-Kramam/TS-6.6/TS 6.6 Tamil Krama Paatam Corrections.docx
+++ b/TS-Kramam/TS-6.6/TS 6.6 Tamil Krama Paatam Corrections.docx
@@ -124,7 +124,7 @@
     </w:p>
     <w:tbl>
       <w:tblPr>
-        <w:tblW w:w="13835" w:type="dxa"/>
+        <w:tblW w:w="14679" w:type="dxa"/>
         <w:tblInd w:w="-792" w:type="dxa"/>
         <w:tblBorders>
           <w:top w:val="single" w:sz="4" w:space="0" w:color="000000"/>
@@ -139,9 +139,15 @@
       <w:tblGrid>
         <w:gridCol w:w="4189"/>
         <w:gridCol w:w="4426"/>
-        <w:gridCol w:w="5220"/>
+        <w:gridCol w:w="394"/>
+        <w:gridCol w:w="4826"/>
+        <w:gridCol w:w="844"/>
       </w:tblGrid>
       <w:tr>
+        <w:trPr>
+          <w:gridAfter w:val="1"/>
+          <w:wAfter w:w="844" w:type="dxa"/>
+        </w:trPr>
         <w:tc>
           <w:tcPr>
             <w:tcW w:w="4189" w:type="dxa"/>
@@ -218,6 +224,7 @@
         <w:tc>
           <w:tcPr>
             <w:tcW w:w="5220" w:type="dxa"/>
+            <w:gridSpan w:val="2"/>
           </w:tcPr>
           <w:p>
             <w:pPr>
@@ -245,6 +252,8 @@
       </w:tr>
       <w:tr>
         <w:trPr>
+          <w:gridAfter w:val="1"/>
+          <w:wAfter w:w="844" w:type="dxa"/>
           <w:trHeight w:val="1389"/>
         </w:trPr>
         <w:tc>
@@ -615,6 +624,7 @@
         <w:tc>
           <w:tcPr>
             <w:tcW w:w="5220" w:type="dxa"/>
+            <w:gridSpan w:val="2"/>
           </w:tcPr>
           <w:p>
             <w:pPr>
@@ -860,6 +870,8 @@
       </w:tr>
       <w:tr>
         <w:trPr>
+          <w:gridAfter w:val="1"/>
+          <w:wAfter w:w="844" w:type="dxa"/>
           <w:trHeight w:val="1389"/>
         </w:trPr>
         <w:tc>
@@ -1282,6 +1294,7 @@
         <w:tc>
           <w:tcPr>
             <w:tcW w:w="5220" w:type="dxa"/>
+            <w:gridSpan w:val="2"/>
           </w:tcPr>
           <w:p>
             <w:pPr>
@@ -1563,6 +1576,8 @@
       </w:tr>
       <w:tr>
         <w:trPr>
+          <w:gridAfter w:val="1"/>
+          <w:wAfter w:w="844" w:type="dxa"/>
           <w:trHeight w:val="1389"/>
         </w:trPr>
         <w:tc>
@@ -2318,6 +2333,7 @@
         <w:tc>
           <w:tcPr>
             <w:tcW w:w="5220" w:type="dxa"/>
+            <w:gridSpan w:val="2"/>
           </w:tcPr>
           <w:p>
             <w:pPr>
@@ -2935,6 +2951,1818 @@
                 <w:sz w:val="28"/>
                 <w:szCs w:val="28"/>
                 <w:lang w:bidi="ta-IN"/>
+              </w:rPr>
+              <w:t xml:space="preserve"> |</w:t>
+            </w:r>
+          </w:p>
+        </w:tc>
+      </w:tr>
+      <w:tr>
+        <w:trPr>
+          <w:trHeight w:val="1691"/>
+        </w:trPr>
+        <w:tc>
+          <w:tcPr>
+            <w:tcW w:w="4189" w:type="dxa"/>
+          </w:tcPr>
+          <w:p>
+            <w:pPr>
+              <w:widowControl w:val="0"/>
+              <w:tabs>
+                <w:tab w:val="left" w:pos="993"/>
+              </w:tabs>
+              <w:autoSpaceDE w:val="0"/>
+              <w:autoSpaceDN w:val="0"/>
+              <w:adjustRightInd w:val="0"/>
+              <w:spacing w:before="0" w:line="240" w:lineRule="auto"/>
+              <w:ind w:right="297"/>
+              <w:rPr>
+                <w:rFonts w:cs="Arial"/>
+                <w:b/>
+                <w:sz w:val="28"/>
+                <w:szCs w:val="32"/>
+              </w:rPr>
+            </w:pPr>
+            <w:r>
+              <w:rPr>
+                <w:rFonts w:cs="Arial"/>
+                <w:b/>
+                <w:sz w:val="28"/>
+                <w:szCs w:val="32"/>
+              </w:rPr>
+              <w:lastRenderedPageBreak/>
+              <w:t>T.S.6.6.</w:t>
+            </w:r>
+            <w:r>
+              <w:rPr>
+                <w:rFonts w:cs="Arial"/>
+                <w:b/>
+                <w:sz w:val="28"/>
+                <w:szCs w:val="32"/>
+              </w:rPr>
+              <w:t>7.2</w:t>
+            </w:r>
+            <w:r>
+              <w:rPr>
+                <w:rFonts w:cs="Arial"/>
+                <w:b/>
+                <w:sz w:val="28"/>
+                <w:szCs w:val="32"/>
+              </w:rPr>
+              <w:t xml:space="preserve"> – Kramam</w:t>
+            </w:r>
+          </w:p>
+          <w:p>
+            <w:pPr>
+              <w:widowControl w:val="0"/>
+              <w:tabs>
+                <w:tab w:val="left" w:pos="993"/>
+              </w:tabs>
+              <w:autoSpaceDE w:val="0"/>
+              <w:autoSpaceDN w:val="0"/>
+              <w:adjustRightInd w:val="0"/>
+              <w:spacing w:before="0" w:line="240" w:lineRule="auto"/>
+              <w:ind w:right="297"/>
+              <w:rPr>
+                <w:rFonts w:cs="Arial"/>
+                <w:b/>
+                <w:sz w:val="28"/>
+                <w:szCs w:val="32"/>
+                <w:lang w:val="en-IN"/>
+              </w:rPr>
+            </w:pPr>
+            <w:r>
+              <w:rPr>
+                <w:rFonts w:cs="Arial"/>
+                <w:b/>
+                <w:sz w:val="28"/>
+                <w:szCs w:val="32"/>
+                <w:lang w:val="en-IN"/>
+              </w:rPr>
+              <w:t>Krama Vaakyam No.– 1</w:t>
+            </w:r>
+            <w:r>
+              <w:rPr>
+                <w:rFonts w:cs="Arial"/>
+                <w:b/>
+                <w:sz w:val="28"/>
+                <w:szCs w:val="32"/>
+                <w:lang w:val="en-IN"/>
+              </w:rPr>
+              <w:t>9</w:t>
+            </w:r>
+          </w:p>
+          <w:p>
+            <w:pPr>
+              <w:widowControl w:val="0"/>
+              <w:tabs>
+                <w:tab w:val="left" w:pos="993"/>
+              </w:tabs>
+              <w:autoSpaceDE w:val="0"/>
+              <w:autoSpaceDN w:val="0"/>
+              <w:adjustRightInd w:val="0"/>
+              <w:spacing w:before="0" w:line="240" w:lineRule="auto"/>
+              <w:ind w:right="297"/>
+              <w:rPr>
+                <w:rFonts w:cs="Arial"/>
+                <w:b/>
+                <w:sz w:val="28"/>
+                <w:szCs w:val="32"/>
+                <w:lang w:val="it-IT"/>
+              </w:rPr>
+            </w:pPr>
+            <w:r>
+              <w:rPr>
+                <w:rFonts w:cs="Arial"/>
+                <w:b/>
+                <w:sz w:val="28"/>
+                <w:szCs w:val="32"/>
+                <w:lang w:val="it-IT"/>
+              </w:rPr>
+              <w:t>Panchaati No</w:t>
+            </w:r>
+            <w:r>
+              <w:rPr>
+                <w:rFonts w:cs="Arial"/>
+                <w:b/>
+                <w:szCs w:val="32"/>
+                <w:lang w:val="it-IT"/>
+              </w:rPr>
+              <w:t xml:space="preserve">. - </w:t>
+            </w:r>
+            <w:r>
+              <w:rPr>
+                <w:rFonts w:cs="Arial"/>
+                <w:b/>
+                <w:sz w:val="28"/>
+                <w:szCs w:val="32"/>
+                <w:lang w:val="it-IT"/>
+              </w:rPr>
+              <w:t>27</w:t>
+            </w:r>
+          </w:p>
+        </w:tc>
+        <w:tc>
+          <w:tcPr>
+            <w:tcW w:w="4820" w:type="dxa"/>
+            <w:gridSpan w:val="2"/>
+          </w:tcPr>
+          <w:p>
+            <w:pPr>
+              <w:widowControl w:val="0"/>
+              <w:autoSpaceDE w:val="0"/>
+              <w:autoSpaceDN w:val="0"/>
+              <w:adjustRightInd w:val="0"/>
+              <w:spacing w:before="0" w:line="240" w:lineRule="auto"/>
+              <w:rPr>
+                <w:rFonts w:ascii="Latha" w:hAnsi="Latha" w:cs="Latha"/>
+                <w:sz w:val="28"/>
+                <w:szCs w:val="28"/>
+                <w:lang w:val="it-IT" w:bidi="ta-IN"/>
+              </w:rPr>
+            </w:pPr>
+            <w:r>
+              <w:rPr>
+                <w:rFonts w:ascii="Latha" w:hAnsi="Latha" w:cs="Latha"/>
+                <w:sz w:val="28"/>
+                <w:szCs w:val="28"/>
+                <w:cs/>
+                <w:lang w:bidi="ta-IN"/>
+              </w:rPr>
+              <w:t>அவே</w:t>
+            </w:r>
+            <w:r>
+              <w:rPr>
+                <w:rFonts w:ascii="BRH Tamil Tab Extra" w:hAnsi="BRH Tamil Tab Extra" w:cs="Latha"/>
+                <w:b/>
+                <w:sz w:val="36"/>
+                <w:szCs w:val="28"/>
+                <w:lang w:val="it-IT" w:bidi="ta-IN"/>
+              </w:rPr>
+              <w:t>‡</w:t>
+            </w:r>
+            <w:r>
+              <w:rPr>
+                <w:rFonts w:ascii="Latha" w:hAnsi="Latha" w:cs="Latha"/>
+                <w:sz w:val="28"/>
+                <w:szCs w:val="28"/>
+                <w:cs/>
+                <w:lang w:bidi="ta-IN"/>
+              </w:rPr>
+              <w:t>க்ஷேத</w:t>
+            </w:r>
+            <w:r>
+              <w:rPr>
+                <w:rFonts w:ascii="Latha" w:hAnsi="Latha" w:cs="Latha"/>
+                <w:b/>
+                <w:bCs/>
+                <w:sz w:val="32"/>
+                <w:szCs w:val="32"/>
+                <w:highlight w:val="yellow"/>
+                <w:cs/>
+                <w:lang w:bidi="ta-IN"/>
+              </w:rPr>
+              <w:t>:</w:t>
+            </w:r>
+            <w:r>
+              <w:rPr>
+                <w:rFonts w:ascii="Latha" w:hAnsi="Latha" w:cs="Latha"/>
+                <w:sz w:val="28"/>
+                <w:szCs w:val="28"/>
+                <w:lang w:val="it-IT" w:bidi="ta-IN"/>
+              </w:rPr>
+              <w:t xml:space="preserve"> | </w:t>
+            </w:r>
+          </w:p>
+          <w:p>
+            <w:pPr>
+              <w:widowControl w:val="0"/>
+              <w:autoSpaceDE w:val="0"/>
+              <w:autoSpaceDN w:val="0"/>
+              <w:adjustRightInd w:val="0"/>
+              <w:spacing w:before="0" w:line="240" w:lineRule="auto"/>
+              <w:rPr>
+                <w:rFonts w:ascii="BRH Devanagari Extra" w:hAnsi="BRH Devanagari Extra" w:cs="BRH Devanagari Extra"/>
+                <w:color w:val="000000"/>
+                <w:sz w:val="40"/>
+                <w:szCs w:val="40"/>
+                <w:lang w:val="it-IT" w:bidi="ml-IN"/>
+              </w:rPr>
+            </w:pPr>
+            <w:r>
+              <w:rPr>
+                <w:rFonts w:ascii="Latha" w:hAnsi="Latha" w:cs="Latha"/>
+                <w:sz w:val="28"/>
+                <w:szCs w:val="28"/>
+                <w:cs/>
+                <w:lang w:bidi="ta-IN"/>
+              </w:rPr>
+              <w:t>ஈ</w:t>
+            </w:r>
+            <w:r>
+              <w:rPr>
+                <w:rFonts w:ascii="BRH Tamil Tab Extra" w:hAnsi="BRH Tamil Tab Extra" w:cs="Latha"/>
+                <w:b/>
+                <w:sz w:val="32"/>
+                <w:szCs w:val="28"/>
+                <w:lang w:val="it-IT" w:bidi="ta-IN"/>
+              </w:rPr>
+              <w:t>…</w:t>
+            </w:r>
+            <w:r>
+              <w:rPr>
+                <w:rFonts w:ascii="Latha" w:hAnsi="Latha" w:cs="Latha"/>
+                <w:sz w:val="28"/>
+                <w:szCs w:val="28"/>
+                <w:cs/>
+                <w:lang w:bidi="ta-IN"/>
+              </w:rPr>
+              <w:t>க்ஷே</w:t>
+            </w:r>
+            <w:r>
+              <w:rPr>
+                <w:rFonts w:ascii="BRH Tamil Tab Extra" w:hAnsi="BRH Tamil Tab Extra" w:cs="Latha"/>
+                <w:b/>
+                <w:sz w:val="32"/>
+                <w:szCs w:val="28"/>
+                <w:lang w:val="it-IT" w:bidi="ta-IN"/>
+              </w:rPr>
+              <w:t>…</w:t>
+            </w:r>
+            <w:r>
+              <w:rPr>
+                <w:rFonts w:ascii="Latha" w:hAnsi="Latha" w:cs="Latha"/>
+                <w:sz w:val="28"/>
+                <w:szCs w:val="28"/>
+                <w:cs/>
+                <w:lang w:bidi="ta-IN"/>
+              </w:rPr>
+              <w:t>த</w:t>
+            </w:r>
+            <w:r>
+              <w:rPr>
+                <w:rFonts w:ascii="BRH Tamil Tab Extra" w:hAnsi="BRH Tamil Tab Extra" w:cs="Latha"/>
+                <w:b/>
+                <w:sz w:val="32"/>
+                <w:szCs w:val="28"/>
+                <w:lang w:val="it-IT" w:bidi="ta-IN"/>
+              </w:rPr>
+              <w:t>…</w:t>
+            </w:r>
+            <w:r>
+              <w:rPr>
+                <w:rFonts w:ascii="Latha" w:hAnsi="Latha" w:cs="Latha"/>
+                <w:sz w:val="28"/>
+                <w:szCs w:val="28"/>
+                <w:lang w:val="it-IT" w:bidi="ta-IN"/>
+              </w:rPr>
+              <w:t xml:space="preserve"> </w:t>
+            </w:r>
+            <w:r>
+              <w:rPr>
+                <w:rFonts w:ascii="Latha" w:hAnsi="Latha" w:cs="Latha"/>
+                <w:sz w:val="28"/>
+                <w:szCs w:val="28"/>
+                <w:cs/>
+                <w:lang w:bidi="ta-IN"/>
+              </w:rPr>
+              <w:t>தஸ்மின்ன்</w:t>
+            </w:r>
+            <w:r>
+              <w:rPr>
+                <w:rFonts w:ascii="BRH Tamil Tab Extra" w:hAnsi="BRH Tamil Tab Extra" w:cs="Latha"/>
+                <w:b/>
+                <w:sz w:val="36"/>
+                <w:szCs w:val="28"/>
+                <w:lang w:val="it-IT" w:bidi="ta-IN"/>
+              </w:rPr>
+              <w:t>†</w:t>
+            </w:r>
+            <w:r>
+              <w:rPr>
+                <w:rFonts w:ascii="Latha" w:hAnsi="Latha" w:cs="Latha"/>
+                <w:sz w:val="28"/>
+                <w:szCs w:val="28"/>
+                <w:lang w:val="it-IT" w:bidi="ta-IN"/>
+              </w:rPr>
+              <w:t xml:space="preserve"> | </w:t>
+            </w:r>
+          </w:p>
+        </w:tc>
+        <w:tc>
+          <w:tcPr>
+            <w:tcW w:w="5670" w:type="dxa"/>
+            <w:gridSpan w:val="2"/>
+          </w:tcPr>
+          <w:p>
+            <w:pPr>
+              <w:widowControl w:val="0"/>
+              <w:autoSpaceDE w:val="0"/>
+              <w:autoSpaceDN w:val="0"/>
+              <w:adjustRightInd w:val="0"/>
+              <w:spacing w:before="0" w:line="240" w:lineRule="auto"/>
+              <w:rPr>
+                <w:rFonts w:ascii="Latha" w:hAnsi="Latha" w:cs="Latha"/>
+                <w:sz w:val="28"/>
+                <w:szCs w:val="28"/>
+                <w:lang w:val="it-IT" w:bidi="ta-IN"/>
+              </w:rPr>
+            </w:pPr>
+            <w:r>
+              <w:rPr>
+                <w:rFonts w:ascii="Latha" w:hAnsi="Latha" w:cs="Latha"/>
+                <w:sz w:val="28"/>
+                <w:szCs w:val="28"/>
+                <w:cs/>
+                <w:lang w:bidi="ta-IN"/>
+              </w:rPr>
+              <w:t>அவே</w:t>
+            </w:r>
+            <w:r>
+              <w:rPr>
+                <w:rFonts w:ascii="BRH Tamil Tab Extra" w:hAnsi="BRH Tamil Tab Extra" w:cs="Latha"/>
+                <w:b/>
+                <w:sz w:val="36"/>
+                <w:szCs w:val="28"/>
+                <w:lang w:val="it-IT" w:bidi="ta-IN"/>
+              </w:rPr>
+              <w:t>‡</w:t>
+            </w:r>
+            <w:r>
+              <w:rPr>
+                <w:rFonts w:ascii="Latha" w:hAnsi="Latha" w:cs="Latha"/>
+                <w:sz w:val="28"/>
+                <w:szCs w:val="28"/>
+                <w:cs/>
+                <w:lang w:bidi="ta-IN"/>
+              </w:rPr>
+              <w:t>க்ஷே</w:t>
+            </w:r>
+            <w:r>
+              <w:rPr>
+                <w:rFonts w:ascii="Latha" w:hAnsi="Latha" w:cs="Latha"/>
+                <w:sz w:val="28"/>
+                <w:szCs w:val="28"/>
+                <w:highlight w:val="green"/>
+                <w:cs/>
+                <w:lang w:bidi="ta-IN"/>
+              </w:rPr>
+              <w:t>த</w:t>
+            </w:r>
+            <w:r>
+              <w:rPr>
+                <w:rFonts w:ascii="Latha" w:hAnsi="Latha" w:cs="Latha"/>
+                <w:sz w:val="28"/>
+                <w:szCs w:val="28"/>
+                <w:lang w:val="it-IT" w:bidi="ta-IN"/>
+              </w:rPr>
+              <w:t xml:space="preserve"> | </w:t>
+            </w:r>
+          </w:p>
+          <w:p>
+            <w:pPr>
+              <w:widowControl w:val="0"/>
+              <w:autoSpaceDE w:val="0"/>
+              <w:autoSpaceDN w:val="0"/>
+              <w:adjustRightInd w:val="0"/>
+              <w:spacing w:before="0" w:line="240" w:lineRule="auto"/>
+              <w:rPr>
+                <w:rFonts w:cs="Arial"/>
+                <w:b/>
+                <w:bCs/>
+                <w:color w:val="000000"/>
+                <w:sz w:val="40"/>
+                <w:szCs w:val="40"/>
+                <w:lang w:val="it-IT" w:bidi="ml-IN"/>
+              </w:rPr>
+            </w:pPr>
+            <w:r>
+              <w:rPr>
+                <w:rFonts w:ascii="Latha" w:hAnsi="Latha" w:cs="Latha"/>
+                <w:sz w:val="28"/>
+                <w:szCs w:val="28"/>
+                <w:cs/>
+                <w:lang w:bidi="ta-IN"/>
+              </w:rPr>
+              <w:t>ஈ</w:t>
+            </w:r>
+            <w:r>
+              <w:rPr>
+                <w:rFonts w:ascii="BRH Tamil Tab Extra" w:hAnsi="BRH Tamil Tab Extra" w:cs="Latha"/>
+                <w:b/>
+                <w:sz w:val="32"/>
+                <w:szCs w:val="28"/>
+                <w:lang w:val="it-IT" w:bidi="ta-IN"/>
+              </w:rPr>
+              <w:t>…</w:t>
+            </w:r>
+            <w:r>
+              <w:rPr>
+                <w:rFonts w:ascii="Latha" w:hAnsi="Latha" w:cs="Latha"/>
+                <w:sz w:val="28"/>
+                <w:szCs w:val="28"/>
+                <w:cs/>
+                <w:lang w:bidi="ta-IN"/>
+              </w:rPr>
+              <w:t>க்ஷே</w:t>
+            </w:r>
+            <w:r>
+              <w:rPr>
+                <w:rFonts w:ascii="BRH Tamil Tab Extra" w:hAnsi="BRH Tamil Tab Extra" w:cs="Latha"/>
+                <w:b/>
+                <w:sz w:val="32"/>
+                <w:szCs w:val="28"/>
+                <w:lang w:val="it-IT" w:bidi="ta-IN"/>
+              </w:rPr>
+              <w:t>…</w:t>
+            </w:r>
+            <w:r>
+              <w:rPr>
+                <w:rFonts w:ascii="Latha" w:hAnsi="Latha" w:cs="Latha"/>
+                <w:sz w:val="28"/>
+                <w:szCs w:val="28"/>
+                <w:cs/>
+                <w:lang w:bidi="ta-IN"/>
+              </w:rPr>
+              <w:t>த</w:t>
+            </w:r>
+            <w:r>
+              <w:rPr>
+                <w:rFonts w:ascii="BRH Tamil Tab Extra" w:hAnsi="BRH Tamil Tab Extra" w:cs="Latha"/>
+                <w:b/>
+                <w:sz w:val="32"/>
+                <w:szCs w:val="28"/>
+                <w:lang w:val="it-IT" w:bidi="ta-IN"/>
+              </w:rPr>
+              <w:t>…</w:t>
+            </w:r>
+            <w:r>
+              <w:rPr>
+                <w:rFonts w:ascii="Latha" w:hAnsi="Latha" w:cs="Latha"/>
+                <w:sz w:val="28"/>
+                <w:szCs w:val="28"/>
+                <w:lang w:val="it-IT" w:bidi="ta-IN"/>
+              </w:rPr>
+              <w:t xml:space="preserve"> </w:t>
+            </w:r>
+            <w:r>
+              <w:rPr>
+                <w:rFonts w:ascii="Latha" w:hAnsi="Latha" w:cs="Latha"/>
+                <w:sz w:val="28"/>
+                <w:szCs w:val="28"/>
+                <w:cs/>
+                <w:lang w:bidi="ta-IN"/>
+              </w:rPr>
+              <w:t>தஸ்மின்ன்</w:t>
+            </w:r>
+            <w:r>
+              <w:rPr>
+                <w:rFonts w:ascii="BRH Tamil Tab Extra" w:hAnsi="BRH Tamil Tab Extra" w:cs="Latha"/>
+                <w:b/>
+                <w:sz w:val="36"/>
+                <w:szCs w:val="28"/>
+                <w:lang w:val="it-IT" w:bidi="ta-IN"/>
+              </w:rPr>
+              <w:t>†</w:t>
+            </w:r>
+            <w:r>
+              <w:rPr>
+                <w:rFonts w:ascii="Latha" w:hAnsi="Latha" w:cs="Latha"/>
+                <w:sz w:val="28"/>
+                <w:szCs w:val="28"/>
+                <w:lang w:val="it-IT" w:bidi="ta-IN"/>
+              </w:rPr>
+              <w:t xml:space="preserve"> | </w:t>
+            </w:r>
+            <w:r>
+              <w:rPr>
+                <w:rFonts w:ascii="Latha" w:hAnsi="Latha" w:cs="Latha"/>
+                <w:sz w:val="28"/>
+                <w:szCs w:val="28"/>
+                <w:lang w:val="it-IT" w:bidi="ta-IN"/>
+              </w:rPr>
+              <w:br/>
+            </w:r>
+            <w:r>
+              <w:rPr>
+                <w:rFonts w:cs="Arial"/>
+                <w:b/>
+                <w:bCs/>
+                <w:color w:val="000000"/>
+                <w:sz w:val="32"/>
+                <w:szCs w:val="32"/>
+                <w:lang w:val="it-IT" w:bidi="ml-IN"/>
+              </w:rPr>
+              <w:t>(</w:t>
+            </w:r>
+            <w:r>
+              <w:rPr>
+                <w:rFonts w:cs="Arial"/>
+                <w:b/>
+                <w:bCs/>
+                <w:color w:val="000000"/>
+                <w:sz w:val="32"/>
+                <w:szCs w:val="32"/>
+                <w:lang w:val="it-IT" w:bidi="ml-IN"/>
+              </w:rPr>
+              <w:t>visargam removed)</w:t>
+            </w:r>
+          </w:p>
+        </w:tc>
+      </w:tr>
+      <w:tr>
+        <w:trPr>
+          <w:trHeight w:val="1550"/>
+        </w:trPr>
+        <w:tc>
+          <w:tcPr>
+            <w:tcW w:w="4189" w:type="dxa"/>
+          </w:tcPr>
+          <w:p>
+            <w:pPr>
+              <w:widowControl w:val="0"/>
+              <w:tabs>
+                <w:tab w:val="left" w:pos="993"/>
+              </w:tabs>
+              <w:autoSpaceDE w:val="0"/>
+              <w:autoSpaceDN w:val="0"/>
+              <w:adjustRightInd w:val="0"/>
+              <w:spacing w:before="0" w:line="240" w:lineRule="auto"/>
+              <w:ind w:right="297"/>
+              <w:rPr>
+                <w:rFonts w:cs="Arial"/>
+                <w:b/>
+                <w:sz w:val="28"/>
+                <w:szCs w:val="32"/>
+              </w:rPr>
+            </w:pPr>
+            <w:r>
+              <w:rPr>
+                <w:rFonts w:cs="Arial"/>
+                <w:b/>
+                <w:sz w:val="28"/>
+                <w:szCs w:val="32"/>
+              </w:rPr>
+              <w:t>T.S.6.6</w:t>
+            </w:r>
+            <w:r>
+              <w:rPr>
+                <w:rFonts w:cs="Arial"/>
+                <w:b/>
+                <w:sz w:val="28"/>
+                <w:szCs w:val="32"/>
+              </w:rPr>
+              <w:t>.7.4</w:t>
+            </w:r>
+            <w:r>
+              <w:rPr>
+                <w:rFonts w:cs="Arial"/>
+                <w:b/>
+                <w:sz w:val="28"/>
+                <w:szCs w:val="32"/>
+              </w:rPr>
+              <w:t xml:space="preserve"> – Kramam</w:t>
+            </w:r>
+          </w:p>
+          <w:p>
+            <w:pPr>
+              <w:widowControl w:val="0"/>
+              <w:tabs>
+                <w:tab w:val="left" w:pos="993"/>
+              </w:tabs>
+              <w:autoSpaceDE w:val="0"/>
+              <w:autoSpaceDN w:val="0"/>
+              <w:adjustRightInd w:val="0"/>
+              <w:spacing w:before="0" w:line="240" w:lineRule="auto"/>
+              <w:ind w:right="297"/>
+              <w:rPr>
+                <w:rFonts w:cs="Arial"/>
+                <w:b/>
+                <w:sz w:val="28"/>
+                <w:szCs w:val="32"/>
+              </w:rPr>
+            </w:pPr>
+            <w:r>
+              <w:rPr>
+                <w:rFonts w:cs="Arial"/>
+                <w:b/>
+                <w:sz w:val="28"/>
+                <w:szCs w:val="32"/>
+              </w:rPr>
+              <w:t xml:space="preserve">Krama Vaakyam No.– </w:t>
+            </w:r>
+            <w:r>
+              <w:rPr>
+                <w:rFonts w:cs="Arial"/>
+                <w:b/>
+                <w:sz w:val="28"/>
+                <w:szCs w:val="32"/>
+              </w:rPr>
+              <w:t>65</w:t>
+            </w:r>
+          </w:p>
+          <w:p>
+            <w:pPr>
+              <w:widowControl w:val="0"/>
+              <w:tabs>
+                <w:tab w:val="left" w:pos="993"/>
+              </w:tabs>
+              <w:autoSpaceDE w:val="0"/>
+              <w:autoSpaceDN w:val="0"/>
+              <w:adjustRightInd w:val="0"/>
+              <w:spacing w:before="0" w:line="240" w:lineRule="auto"/>
+              <w:ind w:right="297"/>
+              <w:rPr>
+                <w:rFonts w:cs="Arial"/>
+                <w:b/>
+                <w:sz w:val="28"/>
+                <w:szCs w:val="28"/>
+              </w:rPr>
+            </w:pPr>
+            <w:r>
+              <w:rPr>
+                <w:rFonts w:cs="Arial"/>
+                <w:b/>
+                <w:sz w:val="28"/>
+                <w:szCs w:val="32"/>
+              </w:rPr>
+              <w:t>Panchaati No</w:t>
+            </w:r>
+            <w:r>
+              <w:rPr>
+                <w:rFonts w:cs="Arial"/>
+                <w:b/>
+                <w:szCs w:val="32"/>
+              </w:rPr>
+              <w:t xml:space="preserve">. - </w:t>
+            </w:r>
+            <w:r>
+              <w:rPr>
+                <w:rFonts w:cs="Arial"/>
+                <w:b/>
+                <w:sz w:val="28"/>
+                <w:szCs w:val="32"/>
+              </w:rPr>
+              <w:t>29</w:t>
+            </w:r>
+          </w:p>
+        </w:tc>
+        <w:tc>
+          <w:tcPr>
+            <w:tcW w:w="4820" w:type="dxa"/>
+            <w:gridSpan w:val="2"/>
+          </w:tcPr>
+          <w:p>
+            <w:pPr>
+              <w:widowControl w:val="0"/>
+              <w:autoSpaceDE w:val="0"/>
+              <w:autoSpaceDN w:val="0"/>
+              <w:adjustRightInd w:val="0"/>
+              <w:spacing w:before="0" w:line="240" w:lineRule="auto"/>
+              <w:rPr>
+                <w:rFonts w:ascii="BRH Devanagari Extra" w:hAnsi="BRH Devanagari Extra" w:cs="BRH Devanagari Extra"/>
+                <w:color w:val="000000"/>
+                <w:sz w:val="40"/>
+                <w:szCs w:val="40"/>
+                <w:lang w:bidi="ml-IN"/>
+              </w:rPr>
+            </w:pPr>
+            <w:r>
+              <w:rPr>
+                <w:rFonts w:ascii="Latha" w:hAnsi="Latha" w:cs="Latha"/>
+                <w:sz w:val="28"/>
+                <w:szCs w:val="28"/>
+                <w:cs/>
+                <w:lang w:bidi="ta-IN"/>
+              </w:rPr>
+              <w:t>அதோ</w:t>
+            </w:r>
+            <w:r>
+              <w:rPr>
+                <w:rFonts w:ascii="BRH Tamil Tab Extra" w:hAnsi="BRH Tamil Tab Extra" w:cs="Latha"/>
+                <w:b/>
+                <w:sz w:val="32"/>
+                <w:szCs w:val="28"/>
+                <w:lang w:bidi="ta-IN"/>
+              </w:rPr>
+              <w:t>…</w:t>
+            </w:r>
+            <w:r>
+              <w:rPr>
+                <w:rFonts w:ascii="Latha" w:hAnsi="Latha" w:cs="Latha"/>
+                <w:b/>
+                <w:bCs/>
+                <w:position w:val="-12"/>
+                <w:sz w:val="28"/>
+                <w:szCs w:val="28"/>
+                <w:cs/>
+                <w:lang w:bidi="ta-IN"/>
+              </w:rPr>
+              <w:t>2</w:t>
+            </w:r>
+            <w:r>
+              <w:rPr>
+                <w:rFonts w:ascii="Latha" w:hAnsi="Latha" w:cs="Latha"/>
+                <w:sz w:val="28"/>
+                <w:szCs w:val="28"/>
+                <w:lang w:bidi="ta-IN"/>
+              </w:rPr>
+              <w:t xml:space="preserve"> </w:t>
+            </w:r>
+            <w:r>
+              <w:rPr>
+                <w:rFonts w:ascii="Latha" w:hAnsi="Latha" w:cs="Latha"/>
+                <w:sz w:val="28"/>
+                <w:szCs w:val="28"/>
+                <w:cs/>
+                <w:lang w:bidi="ta-IN"/>
+              </w:rPr>
+              <w:t>ச</w:t>
+            </w:r>
+            <w:r>
+              <w:rPr>
+                <w:rFonts w:ascii="Latha" w:hAnsi="Latha" w:cs="Latha"/>
+                <w:b/>
+                <w:bCs/>
+                <w:position w:val="-12"/>
+                <w:sz w:val="28"/>
+                <w:szCs w:val="28"/>
+                <w:cs/>
+                <w:lang w:bidi="ta-IN"/>
+              </w:rPr>
+              <w:t>2</w:t>
+            </w:r>
+            <w:r>
+              <w:rPr>
+                <w:rFonts w:ascii="Latha" w:hAnsi="Latha" w:cs="Latha"/>
+                <w:sz w:val="28"/>
+                <w:szCs w:val="28"/>
+                <w:cs/>
+                <w:lang w:bidi="ta-IN"/>
+              </w:rPr>
+              <w:t>ந்த</w:t>
+            </w:r>
+            <w:r>
+              <w:rPr>
+                <w:rFonts w:ascii="BRH Tamil Tab Extra" w:hAnsi="BRH Tamil Tab Extra" w:cs="Latha"/>
+                <w:b/>
+                <w:sz w:val="36"/>
+                <w:szCs w:val="28"/>
+                <w:lang w:bidi="ta-IN"/>
+              </w:rPr>
+              <w:t>†</w:t>
+            </w:r>
+            <w:r>
+              <w:rPr>
+                <w:rFonts w:ascii="Latha" w:hAnsi="Latha" w:cs="Latha"/>
+                <w:b/>
+                <w:bCs/>
+                <w:position w:val="-12"/>
+                <w:sz w:val="28"/>
+                <w:szCs w:val="28"/>
+                <w:cs/>
+                <w:lang w:bidi="ta-IN"/>
+              </w:rPr>
+              <w:t>3</w:t>
+            </w:r>
+            <w:r>
+              <w:rPr>
+                <w:rFonts w:ascii="Latha" w:hAnsi="Latha" w:cs="Latha"/>
+                <w:sz w:val="28"/>
+                <w:szCs w:val="28"/>
+                <w:cs/>
+                <w:lang w:bidi="ta-IN"/>
+              </w:rPr>
+              <w:t>ஸ்ஸு</w:t>
+            </w:r>
+            <w:r>
+              <w:rPr>
+                <w:rFonts w:ascii="Latha" w:hAnsi="Latha" w:cs="Latha"/>
+                <w:sz w:val="28"/>
+                <w:szCs w:val="28"/>
+                <w:lang w:bidi="ta-IN"/>
+              </w:rPr>
+              <w:t xml:space="preserve"> | </w:t>
+            </w:r>
+            <w:r>
+              <w:rPr>
+                <w:rFonts w:ascii="Latha" w:hAnsi="Latha" w:cs="Latha"/>
+                <w:sz w:val="28"/>
+                <w:szCs w:val="28"/>
+                <w:cs/>
+                <w:lang w:bidi="ta-IN"/>
+              </w:rPr>
+              <w:t>அதோ</w:t>
+            </w:r>
+            <w:r>
+              <w:rPr>
+                <w:rFonts w:ascii="BRH Tamil Tab Extra" w:hAnsi="BRH Tamil Tab Extra" w:cs="Latha"/>
+                <w:b/>
+                <w:sz w:val="32"/>
+                <w:szCs w:val="28"/>
+                <w:lang w:bidi="ta-IN"/>
+              </w:rPr>
+              <w:t>…</w:t>
+            </w:r>
+            <w:r>
+              <w:rPr>
+                <w:rFonts w:ascii="Latha" w:hAnsi="Latha" w:cs="Latha"/>
+                <w:b/>
+                <w:bCs/>
+                <w:position w:val="-12"/>
+                <w:sz w:val="28"/>
+                <w:szCs w:val="28"/>
+                <w:cs/>
+                <w:lang w:bidi="ta-IN"/>
+              </w:rPr>
+              <w:t>2</w:t>
+            </w:r>
+            <w:r>
+              <w:rPr>
+                <w:rFonts w:ascii="Latha" w:hAnsi="Latha" w:cs="Latha"/>
+                <w:sz w:val="28"/>
+                <w:szCs w:val="28"/>
+                <w:lang w:bidi="ta-IN"/>
+              </w:rPr>
+              <w:t xml:space="preserve"> </w:t>
+            </w:r>
+            <w:r>
+              <w:rPr>
+                <w:rFonts w:ascii="Latha" w:hAnsi="Latha" w:cs="Latha"/>
+                <w:sz w:val="28"/>
+                <w:szCs w:val="28"/>
+                <w:cs/>
+                <w:lang w:bidi="ta-IN"/>
+              </w:rPr>
+              <w:t>இத்ய</w:t>
+            </w:r>
+            <w:r>
+              <w:rPr>
+                <w:rFonts w:ascii="Latha" w:hAnsi="Latha" w:cs="Latha"/>
+                <w:sz w:val="28"/>
+                <w:szCs w:val="28"/>
+                <w:highlight w:val="yellow"/>
+                <w:cs/>
+                <w:lang w:bidi="ta-IN"/>
+              </w:rPr>
+              <w:t>தோ</w:t>
+            </w:r>
+            <w:r>
+              <w:rPr>
+                <w:rFonts w:ascii="BRH Tamil Tab Extra" w:hAnsi="BRH Tamil Tab Extra" w:cs="Latha"/>
+                <w:b/>
+                <w:sz w:val="36"/>
+                <w:szCs w:val="28"/>
+                <w:lang w:bidi="ta-IN"/>
+              </w:rPr>
+              <w:t>†</w:t>
+            </w:r>
+            <w:r>
+              <w:rPr>
+                <w:rFonts w:ascii="Latha" w:hAnsi="Latha" w:cs="Latha"/>
+                <w:b/>
+                <w:bCs/>
+                <w:position w:val="-12"/>
+                <w:sz w:val="28"/>
+                <w:szCs w:val="28"/>
+                <w:cs/>
+                <w:lang w:bidi="ta-IN"/>
+              </w:rPr>
+              <w:t>2</w:t>
+            </w:r>
+            <w:r>
+              <w:rPr>
+                <w:rFonts w:ascii="Latha" w:hAnsi="Latha" w:cs="Latha"/>
+                <w:sz w:val="28"/>
+                <w:szCs w:val="28"/>
+                <w:lang w:bidi="ta-IN"/>
+              </w:rPr>
+              <w:t xml:space="preserve"> |</w:t>
+            </w:r>
+          </w:p>
+        </w:tc>
+        <w:tc>
+          <w:tcPr>
+            <w:tcW w:w="5670" w:type="dxa"/>
+            <w:gridSpan w:val="2"/>
+          </w:tcPr>
+          <w:p>
+            <w:pPr>
+              <w:widowControl w:val="0"/>
+              <w:autoSpaceDE w:val="0"/>
+              <w:autoSpaceDN w:val="0"/>
+              <w:adjustRightInd w:val="0"/>
+              <w:spacing w:before="0" w:line="240" w:lineRule="auto"/>
+              <w:rPr>
+                <w:rFonts w:ascii="Latha" w:hAnsi="Latha" w:cs="Latha"/>
+                <w:sz w:val="28"/>
+                <w:szCs w:val="28"/>
+                <w:lang w:bidi="ta-IN"/>
+              </w:rPr>
+            </w:pPr>
+            <w:r>
+              <w:rPr>
+                <w:rFonts w:ascii="Latha" w:hAnsi="Latha" w:cs="Latha"/>
+                <w:sz w:val="28"/>
+                <w:szCs w:val="28"/>
+                <w:cs/>
+                <w:lang w:bidi="ta-IN"/>
+              </w:rPr>
+              <w:t>அதோ</w:t>
+            </w:r>
+            <w:r>
+              <w:rPr>
+                <w:rFonts w:ascii="BRH Tamil Tab Extra" w:hAnsi="BRH Tamil Tab Extra" w:cs="Latha"/>
+                <w:b/>
+                <w:sz w:val="32"/>
+                <w:szCs w:val="28"/>
+                <w:lang w:bidi="ta-IN"/>
+              </w:rPr>
+              <w:t>…</w:t>
+            </w:r>
+            <w:r>
+              <w:rPr>
+                <w:rFonts w:ascii="Latha" w:hAnsi="Latha" w:cs="Latha"/>
+                <w:b/>
+                <w:bCs/>
+                <w:position w:val="-12"/>
+                <w:sz w:val="28"/>
+                <w:szCs w:val="28"/>
+                <w:cs/>
+                <w:lang w:bidi="ta-IN"/>
+              </w:rPr>
+              <w:t>2</w:t>
+            </w:r>
+            <w:r>
+              <w:rPr>
+                <w:rFonts w:ascii="Latha" w:hAnsi="Latha" w:cs="Latha"/>
+                <w:sz w:val="28"/>
+                <w:szCs w:val="28"/>
+                <w:lang w:bidi="ta-IN"/>
+              </w:rPr>
+              <w:t xml:space="preserve"> </w:t>
+            </w:r>
+            <w:r>
+              <w:rPr>
+                <w:rFonts w:ascii="Latha" w:hAnsi="Latha" w:cs="Latha"/>
+                <w:sz w:val="28"/>
+                <w:szCs w:val="28"/>
+                <w:cs/>
+                <w:lang w:bidi="ta-IN"/>
+              </w:rPr>
+              <w:t>ச</w:t>
+            </w:r>
+            <w:r>
+              <w:rPr>
+                <w:rFonts w:ascii="Latha" w:hAnsi="Latha" w:cs="Latha"/>
+                <w:b/>
+                <w:bCs/>
+                <w:position w:val="-12"/>
+                <w:sz w:val="28"/>
+                <w:szCs w:val="28"/>
+                <w:cs/>
+                <w:lang w:bidi="ta-IN"/>
+              </w:rPr>
+              <w:t>2</w:t>
+            </w:r>
+            <w:r>
+              <w:rPr>
+                <w:rFonts w:ascii="Latha" w:hAnsi="Latha" w:cs="Latha"/>
+                <w:sz w:val="28"/>
+                <w:szCs w:val="28"/>
+                <w:cs/>
+                <w:lang w:bidi="ta-IN"/>
+              </w:rPr>
+              <w:t>ந்த</w:t>
+            </w:r>
+            <w:r>
+              <w:rPr>
+                <w:rFonts w:ascii="BRH Tamil Tab Extra" w:hAnsi="BRH Tamil Tab Extra" w:cs="Latha"/>
+                <w:b/>
+                <w:sz w:val="36"/>
+                <w:szCs w:val="28"/>
+                <w:lang w:bidi="ta-IN"/>
+              </w:rPr>
+              <w:t>†</w:t>
+            </w:r>
+            <w:r>
+              <w:rPr>
+                <w:rFonts w:ascii="Latha" w:hAnsi="Latha" w:cs="Latha"/>
+                <w:b/>
+                <w:bCs/>
+                <w:position w:val="-12"/>
+                <w:sz w:val="28"/>
+                <w:szCs w:val="28"/>
+                <w:cs/>
+                <w:lang w:bidi="ta-IN"/>
+              </w:rPr>
+              <w:t>3</w:t>
+            </w:r>
+            <w:r>
+              <w:rPr>
+                <w:rFonts w:ascii="Latha" w:hAnsi="Latha" w:cs="Latha"/>
+                <w:sz w:val="28"/>
+                <w:szCs w:val="28"/>
+                <w:cs/>
+                <w:lang w:bidi="ta-IN"/>
+              </w:rPr>
+              <w:t>ஸ்ஸு</w:t>
+            </w:r>
+            <w:r>
+              <w:rPr>
+                <w:rFonts w:ascii="Latha" w:hAnsi="Latha" w:cs="Latha"/>
+                <w:sz w:val="28"/>
+                <w:szCs w:val="28"/>
+                <w:lang w:bidi="ta-IN"/>
+              </w:rPr>
+              <w:t xml:space="preserve"> | </w:t>
+            </w:r>
+          </w:p>
+          <w:p>
+            <w:pPr>
+              <w:widowControl w:val="0"/>
+              <w:autoSpaceDE w:val="0"/>
+              <w:autoSpaceDN w:val="0"/>
+              <w:adjustRightInd w:val="0"/>
+              <w:spacing w:before="0" w:line="240" w:lineRule="auto"/>
+              <w:rPr>
+                <w:rFonts w:ascii="BRH Devanagari Extra" w:hAnsi="BRH Devanagari Extra" w:cs="BRH Devanagari Extra"/>
+                <w:sz w:val="40"/>
+                <w:szCs w:val="40"/>
+                <w:lang w:bidi="ml-IN"/>
+              </w:rPr>
+            </w:pPr>
+            <w:r>
+              <w:rPr>
+                <w:rFonts w:ascii="Latha" w:hAnsi="Latha" w:cs="Latha"/>
+                <w:sz w:val="28"/>
+                <w:szCs w:val="28"/>
+                <w:cs/>
+                <w:lang w:bidi="ta-IN"/>
+              </w:rPr>
+              <w:t>அதோ</w:t>
+            </w:r>
+            <w:r>
+              <w:rPr>
+                <w:rFonts w:ascii="BRH Tamil Tab Extra" w:hAnsi="BRH Tamil Tab Extra" w:cs="Latha"/>
+                <w:b/>
+                <w:sz w:val="32"/>
+                <w:szCs w:val="28"/>
+                <w:lang w:bidi="ta-IN"/>
+              </w:rPr>
+              <w:t>…</w:t>
+            </w:r>
+            <w:r>
+              <w:rPr>
+                <w:rFonts w:ascii="Latha" w:hAnsi="Latha" w:cs="Latha"/>
+                <w:b/>
+                <w:bCs/>
+                <w:position w:val="-12"/>
+                <w:sz w:val="28"/>
+                <w:szCs w:val="28"/>
+                <w:cs/>
+                <w:lang w:bidi="ta-IN"/>
+              </w:rPr>
+              <w:t>2</w:t>
+            </w:r>
+            <w:r>
+              <w:rPr>
+                <w:rFonts w:ascii="Latha" w:hAnsi="Latha" w:cs="Latha"/>
+                <w:sz w:val="28"/>
+                <w:szCs w:val="28"/>
+                <w:lang w:bidi="ta-IN"/>
+              </w:rPr>
+              <w:t xml:space="preserve"> </w:t>
+            </w:r>
+            <w:r>
+              <w:rPr>
+                <w:rFonts w:ascii="Latha" w:hAnsi="Latha" w:cs="Latha"/>
+                <w:sz w:val="28"/>
+                <w:szCs w:val="28"/>
+                <w:cs/>
+                <w:lang w:bidi="ta-IN"/>
+              </w:rPr>
+              <w:t>இத்ய</w:t>
+            </w:r>
+            <w:r>
+              <w:rPr>
+                <w:rFonts w:ascii="Latha" w:hAnsi="Latha" w:cs="Latha"/>
+                <w:sz w:val="28"/>
+                <w:szCs w:val="28"/>
+                <w:highlight w:val="green"/>
+                <w:cs/>
+                <w:lang w:bidi="ta-IN"/>
+              </w:rPr>
+              <w:t>தோ</w:t>
+            </w:r>
+            <w:r>
+              <w:rPr>
+                <w:rFonts w:ascii="BRH Tamil Tab Extra" w:hAnsi="BRH Tamil Tab Extra" w:cs="Latha"/>
+                <w:b/>
+                <w:sz w:val="36"/>
+                <w:szCs w:val="28"/>
+                <w:lang w:bidi="ta-IN"/>
+              </w:rPr>
+              <w:t>‡</w:t>
+            </w:r>
+            <w:r>
+              <w:rPr>
+                <w:rFonts w:ascii="Latha" w:hAnsi="Latha" w:cs="Latha"/>
+                <w:b/>
+                <w:bCs/>
+                <w:position w:val="-12"/>
+                <w:sz w:val="28"/>
+                <w:szCs w:val="28"/>
+                <w:cs/>
+                <w:lang w:bidi="ta-IN"/>
+              </w:rPr>
+              <w:t>2</w:t>
+            </w:r>
+            <w:r>
+              <w:rPr>
+                <w:rFonts w:ascii="Latha" w:hAnsi="Latha" w:cs="Latha"/>
+                <w:sz w:val="28"/>
+                <w:szCs w:val="28"/>
+                <w:lang w:bidi="ta-IN"/>
+              </w:rPr>
+              <w:t xml:space="preserve"> |</w:t>
+            </w:r>
+          </w:p>
+        </w:tc>
+      </w:tr>
+      <w:tr>
+        <w:trPr>
+          <w:trHeight w:val="983"/>
+        </w:trPr>
+        <w:tc>
+          <w:tcPr>
+            <w:tcW w:w="4189" w:type="dxa"/>
+          </w:tcPr>
+          <w:p>
+            <w:pPr>
+              <w:widowControl w:val="0"/>
+              <w:tabs>
+                <w:tab w:val="left" w:pos="993"/>
+              </w:tabs>
+              <w:autoSpaceDE w:val="0"/>
+              <w:autoSpaceDN w:val="0"/>
+              <w:adjustRightInd w:val="0"/>
+              <w:spacing w:before="0" w:line="240" w:lineRule="auto"/>
+              <w:ind w:right="297"/>
+              <w:rPr>
+                <w:rFonts w:cs="Arial"/>
+                <w:b/>
+                <w:sz w:val="28"/>
+                <w:szCs w:val="32"/>
+              </w:rPr>
+            </w:pPr>
+            <w:r>
+              <w:rPr>
+                <w:rFonts w:cs="Arial"/>
+                <w:b/>
+                <w:sz w:val="28"/>
+                <w:szCs w:val="32"/>
+              </w:rPr>
+              <w:t>T.S.6.6.</w:t>
+            </w:r>
+            <w:r>
+              <w:rPr>
+                <w:rFonts w:cs="Arial"/>
+                <w:b/>
+                <w:sz w:val="28"/>
+                <w:szCs w:val="32"/>
+              </w:rPr>
+              <w:t>10.2</w:t>
+            </w:r>
+            <w:r>
+              <w:rPr>
+                <w:rFonts w:cs="Arial"/>
+                <w:b/>
+                <w:sz w:val="28"/>
+                <w:szCs w:val="32"/>
+              </w:rPr>
+              <w:t xml:space="preserve"> – Kramam</w:t>
+            </w:r>
+          </w:p>
+          <w:p>
+            <w:pPr>
+              <w:widowControl w:val="0"/>
+              <w:tabs>
+                <w:tab w:val="left" w:pos="993"/>
+              </w:tabs>
+              <w:autoSpaceDE w:val="0"/>
+              <w:autoSpaceDN w:val="0"/>
+              <w:adjustRightInd w:val="0"/>
+              <w:spacing w:before="0" w:line="240" w:lineRule="auto"/>
+              <w:ind w:right="297"/>
+              <w:rPr>
+                <w:rFonts w:cs="Arial"/>
+                <w:b/>
+                <w:sz w:val="28"/>
+                <w:szCs w:val="32"/>
+                <w:lang w:val="en-IN"/>
+              </w:rPr>
+            </w:pPr>
+            <w:r>
+              <w:rPr>
+                <w:rFonts w:cs="Arial"/>
+                <w:b/>
+                <w:sz w:val="28"/>
+                <w:szCs w:val="32"/>
+                <w:lang w:val="en-IN"/>
+              </w:rPr>
+              <w:t>Krama Vaakyam No.– 36</w:t>
+            </w:r>
+          </w:p>
+          <w:p>
+            <w:pPr>
+              <w:widowControl w:val="0"/>
+              <w:tabs>
+                <w:tab w:val="left" w:pos="993"/>
+              </w:tabs>
+              <w:autoSpaceDE w:val="0"/>
+              <w:autoSpaceDN w:val="0"/>
+              <w:adjustRightInd w:val="0"/>
+              <w:spacing w:before="0" w:line="240" w:lineRule="auto"/>
+              <w:ind w:right="297"/>
+              <w:rPr>
+                <w:rFonts w:cs="Arial"/>
+                <w:b/>
+                <w:sz w:val="28"/>
+                <w:szCs w:val="32"/>
+                <w:lang w:val="it-IT"/>
+              </w:rPr>
+            </w:pPr>
+            <w:r>
+              <w:rPr>
+                <w:rFonts w:cs="Arial"/>
+                <w:b/>
+                <w:sz w:val="28"/>
+                <w:szCs w:val="32"/>
+                <w:lang w:val="it-IT"/>
+              </w:rPr>
+              <w:t>Panchaati No</w:t>
+            </w:r>
+            <w:r>
+              <w:rPr>
+                <w:rFonts w:cs="Arial"/>
+                <w:b/>
+                <w:szCs w:val="32"/>
+                <w:lang w:val="it-IT"/>
+              </w:rPr>
+              <w:t xml:space="preserve">. - </w:t>
+            </w:r>
+            <w:r>
+              <w:rPr>
+                <w:rFonts w:cs="Arial"/>
+                <w:b/>
+                <w:sz w:val="28"/>
+                <w:szCs w:val="32"/>
+                <w:lang w:val="it-IT"/>
+              </w:rPr>
+              <w:t>3</w:t>
+            </w:r>
+            <w:r>
+              <w:rPr>
+                <w:rFonts w:cs="Arial"/>
+                <w:b/>
+                <w:sz w:val="28"/>
+                <w:szCs w:val="32"/>
+                <w:lang w:val="it-IT"/>
+              </w:rPr>
+              <w:t>7</w:t>
+            </w:r>
+          </w:p>
+        </w:tc>
+        <w:tc>
+          <w:tcPr>
+            <w:tcW w:w="4820" w:type="dxa"/>
+            <w:gridSpan w:val="2"/>
+          </w:tcPr>
+          <w:p>
+            <w:pPr>
+              <w:widowControl w:val="0"/>
+              <w:autoSpaceDE w:val="0"/>
+              <w:autoSpaceDN w:val="0"/>
+              <w:adjustRightInd w:val="0"/>
+              <w:spacing w:before="0" w:line="240" w:lineRule="auto"/>
+              <w:rPr>
+                <w:rFonts w:ascii="Latha" w:hAnsi="Latha" w:cs="Latha"/>
+                <w:sz w:val="28"/>
+                <w:szCs w:val="28"/>
+                <w:lang w:val="it-IT" w:bidi="ta-IN"/>
+              </w:rPr>
+            </w:pPr>
+            <w:r>
+              <w:rPr>
+                <w:rFonts w:ascii="Latha" w:hAnsi="Latha" w:cs="Latha"/>
+                <w:sz w:val="28"/>
+                <w:szCs w:val="28"/>
+                <w:cs/>
+                <w:lang w:bidi="ta-IN"/>
+              </w:rPr>
+              <w:t>உ</w:t>
+            </w:r>
+            <w:r>
+              <w:rPr>
+                <w:rFonts w:ascii="BRH Tamil Tab Extra" w:hAnsi="BRH Tamil Tab Extra" w:cs="Latha"/>
+                <w:b/>
+                <w:sz w:val="32"/>
+                <w:szCs w:val="28"/>
+                <w:lang w:val="it-IT" w:bidi="ta-IN"/>
+              </w:rPr>
+              <w:t>…</w:t>
+            </w:r>
+            <w:r>
+              <w:rPr>
+                <w:rFonts w:ascii="Latha" w:hAnsi="Latha" w:cs="Latha"/>
+                <w:sz w:val="28"/>
+                <w:szCs w:val="28"/>
+                <w:cs/>
+                <w:lang w:bidi="ta-IN"/>
+              </w:rPr>
+              <w:t>பா</w:t>
+            </w:r>
+            <w:r>
+              <w:rPr>
+                <w:rFonts w:ascii="Latha" w:hAnsi="Latha" w:cs="Latha"/>
+                <w:b/>
+                <w:bCs/>
+                <w:position w:val="-12"/>
+                <w:sz w:val="28"/>
+                <w:szCs w:val="28"/>
+                <w:cs/>
+                <w:lang w:bidi="ta-IN"/>
+              </w:rPr>
+              <w:t>4</w:t>
+            </w:r>
+            <w:r>
+              <w:rPr>
+                <w:rFonts w:ascii="Latha" w:hAnsi="Latha" w:cs="Latha"/>
+                <w:sz w:val="28"/>
+                <w:szCs w:val="28"/>
+                <w:cs/>
+                <w:lang w:bidi="ta-IN"/>
+              </w:rPr>
+              <w:t>ப்</w:t>
+            </w:r>
+            <w:r>
+              <w:rPr>
+                <w:rFonts w:ascii="Latha" w:hAnsi="Latha" w:cs="Latha"/>
+                <w:b/>
+                <w:bCs/>
+                <w:position w:val="-12"/>
+                <w:sz w:val="28"/>
+                <w:szCs w:val="28"/>
+                <w:cs/>
+                <w:lang w:bidi="ta-IN"/>
+              </w:rPr>
+              <w:t>4</w:t>
+            </w:r>
+            <w:r>
+              <w:rPr>
+                <w:rFonts w:ascii="Latha" w:hAnsi="Latha" w:cs="Latha"/>
+                <w:sz w:val="28"/>
+                <w:szCs w:val="28"/>
+                <w:cs/>
+                <w:lang w:bidi="ta-IN"/>
+              </w:rPr>
+              <w:t>யா</w:t>
+            </w:r>
+            <w:r>
+              <w:rPr>
+                <w:rFonts w:ascii="BRH Tamil Tab Extra" w:hAnsi="BRH Tamil Tab Extra" w:cs="Latha"/>
+                <w:b/>
+                <w:sz w:val="32"/>
+                <w:szCs w:val="28"/>
+                <w:lang w:val="it-IT" w:bidi="ta-IN"/>
+              </w:rPr>
+              <w:t>…</w:t>
+            </w:r>
+            <w:r>
+              <w:rPr>
+                <w:rFonts w:ascii="Latha" w:hAnsi="Latha" w:cs="Latha"/>
+                <w:sz w:val="28"/>
+                <w:szCs w:val="28"/>
+                <w:cs/>
+                <w:lang w:bidi="ta-IN"/>
+              </w:rPr>
+              <w:t>ந்</w:t>
+            </w:r>
+            <w:r>
+              <w:rPr>
+                <w:rFonts w:ascii="Latha" w:hAnsi="Latha" w:cs="Latha"/>
+                <w:sz w:val="28"/>
+                <w:szCs w:val="28"/>
+                <w:lang w:val="it-IT" w:bidi="ta-IN"/>
+              </w:rPr>
+              <w:t xml:space="preserve"> </w:t>
+            </w:r>
+            <w:r>
+              <w:rPr>
+                <w:rFonts w:ascii="Latha" w:hAnsi="Latha" w:cs="Latha"/>
+                <w:sz w:val="28"/>
+                <w:szCs w:val="28"/>
+                <w:cs/>
+                <w:lang w:bidi="ta-IN"/>
+              </w:rPr>
+              <w:t>ந</w:t>
+            </w:r>
+            <w:r>
+              <w:rPr>
+                <w:rFonts w:ascii="Latha" w:hAnsi="Latha" w:cs="Latha"/>
+                <w:sz w:val="28"/>
+                <w:szCs w:val="28"/>
+                <w:lang w:val="it-IT" w:bidi="ta-IN"/>
+              </w:rPr>
+              <w:t xml:space="preserve"> | </w:t>
+            </w:r>
+          </w:p>
+          <w:p>
+            <w:pPr>
+              <w:widowControl w:val="0"/>
+              <w:autoSpaceDE w:val="0"/>
+              <w:autoSpaceDN w:val="0"/>
+              <w:adjustRightInd w:val="0"/>
+              <w:spacing w:before="0" w:line="240" w:lineRule="auto"/>
+              <w:rPr>
+                <w:rFonts w:ascii="BRH Devanagari Extra" w:hAnsi="BRH Devanagari Extra" w:cs="BRH Devanagari Extra"/>
+                <w:color w:val="000000"/>
+                <w:sz w:val="40"/>
+                <w:szCs w:val="40"/>
+                <w:lang w:val="it-IT" w:bidi="ml-IN"/>
+              </w:rPr>
+            </w:pPr>
+            <w:r>
+              <w:rPr>
+                <w:rFonts w:ascii="Latha" w:hAnsi="Latha" w:cs="Latha"/>
+                <w:sz w:val="28"/>
+                <w:szCs w:val="28"/>
+                <w:cs/>
+                <w:lang w:bidi="ta-IN"/>
+              </w:rPr>
+              <w:t>நர்த்</w:t>
+            </w:r>
+            <w:r>
+              <w:rPr>
+                <w:rFonts w:ascii="Latha" w:hAnsi="Latha" w:cs="Latha"/>
+                <w:b/>
+                <w:bCs/>
+                <w:position w:val="-12"/>
+                <w:sz w:val="28"/>
+                <w:szCs w:val="28"/>
+                <w:cs/>
+                <w:lang w:bidi="ta-IN"/>
+              </w:rPr>
+              <w:t>3</w:t>
+            </w:r>
+            <w:r>
+              <w:rPr>
+                <w:rFonts w:ascii="Latha" w:hAnsi="Latha" w:cs="Latha"/>
+                <w:sz w:val="28"/>
+                <w:szCs w:val="28"/>
+                <w:cs/>
+                <w:lang w:bidi="ta-IN"/>
+              </w:rPr>
+              <w:t>த்</w:t>
+            </w:r>
+            <w:r>
+              <w:rPr>
+                <w:rFonts w:ascii="Latha" w:hAnsi="Latha" w:cs="Latha"/>
+                <w:b/>
+                <w:bCs/>
+                <w:position w:val="-12"/>
+                <w:sz w:val="28"/>
+                <w:szCs w:val="28"/>
+                <w:cs/>
+                <w:lang w:bidi="ta-IN"/>
+              </w:rPr>
+              <w:t>4</w:t>
+            </w:r>
+            <w:r>
+              <w:rPr>
+                <w:rFonts w:ascii="Latha" w:hAnsi="Latha" w:cs="Latha"/>
+                <w:sz w:val="28"/>
+                <w:szCs w:val="28"/>
+                <w:highlight w:val="yellow"/>
+                <w:cs/>
+                <w:lang w:bidi="ta-IN"/>
+              </w:rPr>
+              <w:t>யே</w:t>
+            </w:r>
+            <w:r>
+              <w:rPr>
+                <w:rFonts w:ascii="BRH Tamil Tab Extra" w:hAnsi="BRH Tamil Tab Extra" w:cs="Latha"/>
+                <w:b/>
+                <w:sz w:val="36"/>
+                <w:szCs w:val="28"/>
+                <w:lang w:val="it-IT" w:bidi="ta-IN"/>
+              </w:rPr>
+              <w:t>‡</w:t>
+            </w:r>
+            <w:r>
+              <w:rPr>
+                <w:rFonts w:ascii="Latha" w:hAnsi="Latha" w:cs="Latha"/>
+                <w:sz w:val="28"/>
+                <w:szCs w:val="28"/>
+                <w:cs/>
+                <w:lang w:bidi="ta-IN"/>
+              </w:rPr>
+              <w:t>த</w:t>
+            </w:r>
+            <w:r>
+              <w:rPr>
+                <w:rFonts w:ascii="Latha" w:hAnsi="Latha" w:cs="Latha"/>
+                <w:sz w:val="28"/>
+                <w:szCs w:val="28"/>
+                <w:lang w:val="it-IT" w:bidi="ta-IN"/>
+              </w:rPr>
+              <w:t xml:space="preserve"> |</w:t>
+            </w:r>
+          </w:p>
+        </w:tc>
+        <w:tc>
+          <w:tcPr>
+            <w:tcW w:w="5670" w:type="dxa"/>
+            <w:gridSpan w:val="2"/>
+          </w:tcPr>
+          <w:p>
+            <w:pPr>
+              <w:widowControl w:val="0"/>
+              <w:autoSpaceDE w:val="0"/>
+              <w:autoSpaceDN w:val="0"/>
+              <w:adjustRightInd w:val="0"/>
+              <w:spacing w:before="0" w:line="240" w:lineRule="auto"/>
+              <w:rPr>
+                <w:rFonts w:ascii="Latha" w:hAnsi="Latha" w:cs="Latha"/>
+                <w:sz w:val="28"/>
+                <w:szCs w:val="28"/>
+                <w:lang w:val="it-IT" w:bidi="ta-IN"/>
+              </w:rPr>
+            </w:pPr>
+            <w:r>
+              <w:rPr>
+                <w:rFonts w:ascii="Latha" w:hAnsi="Latha" w:cs="Latha"/>
+                <w:sz w:val="28"/>
+                <w:szCs w:val="28"/>
+                <w:cs/>
+                <w:lang w:bidi="ta-IN"/>
+              </w:rPr>
+              <w:t>உ</w:t>
+            </w:r>
+            <w:r>
+              <w:rPr>
+                <w:rFonts w:ascii="BRH Tamil Tab Extra" w:hAnsi="BRH Tamil Tab Extra" w:cs="Latha"/>
+                <w:b/>
+                <w:sz w:val="32"/>
+                <w:szCs w:val="28"/>
+                <w:lang w:val="it-IT" w:bidi="ta-IN"/>
+              </w:rPr>
+              <w:t>…</w:t>
+            </w:r>
+            <w:r>
+              <w:rPr>
+                <w:rFonts w:ascii="Latha" w:hAnsi="Latha" w:cs="Latha"/>
+                <w:sz w:val="28"/>
+                <w:szCs w:val="28"/>
+                <w:cs/>
+                <w:lang w:bidi="ta-IN"/>
+              </w:rPr>
+              <w:t>பா</w:t>
+            </w:r>
+            <w:r>
+              <w:rPr>
+                <w:rFonts w:ascii="Latha" w:hAnsi="Latha" w:cs="Latha"/>
+                <w:b/>
+                <w:bCs/>
+                <w:position w:val="-12"/>
+                <w:sz w:val="28"/>
+                <w:szCs w:val="28"/>
+                <w:cs/>
+                <w:lang w:bidi="ta-IN"/>
+              </w:rPr>
+              <w:t>4</w:t>
+            </w:r>
+            <w:r>
+              <w:rPr>
+                <w:rFonts w:ascii="Latha" w:hAnsi="Latha" w:cs="Latha"/>
+                <w:sz w:val="28"/>
+                <w:szCs w:val="28"/>
+                <w:cs/>
+                <w:lang w:bidi="ta-IN"/>
+              </w:rPr>
+              <w:t>ப்</w:t>
+            </w:r>
+            <w:r>
+              <w:rPr>
+                <w:rFonts w:ascii="Latha" w:hAnsi="Latha" w:cs="Latha"/>
+                <w:b/>
+                <w:bCs/>
+                <w:position w:val="-12"/>
+                <w:sz w:val="28"/>
+                <w:szCs w:val="28"/>
+                <w:cs/>
+                <w:lang w:bidi="ta-IN"/>
+              </w:rPr>
+              <w:t>4</w:t>
+            </w:r>
+            <w:r>
+              <w:rPr>
+                <w:rFonts w:ascii="Latha" w:hAnsi="Latha" w:cs="Latha"/>
+                <w:sz w:val="28"/>
+                <w:szCs w:val="28"/>
+                <w:cs/>
+                <w:lang w:bidi="ta-IN"/>
+              </w:rPr>
+              <w:t>யா</w:t>
+            </w:r>
+            <w:r>
+              <w:rPr>
+                <w:rFonts w:ascii="BRH Tamil Tab Extra" w:hAnsi="BRH Tamil Tab Extra" w:cs="Latha"/>
+                <w:b/>
+                <w:sz w:val="32"/>
+                <w:szCs w:val="28"/>
+                <w:lang w:val="it-IT" w:bidi="ta-IN"/>
+              </w:rPr>
+              <w:t>…</w:t>
+            </w:r>
+            <w:r>
+              <w:rPr>
+                <w:rFonts w:ascii="Latha" w:hAnsi="Latha" w:cs="Latha"/>
+                <w:sz w:val="28"/>
+                <w:szCs w:val="28"/>
+                <w:cs/>
+                <w:lang w:bidi="ta-IN"/>
+              </w:rPr>
+              <w:t>ந்</w:t>
+            </w:r>
+            <w:r>
+              <w:rPr>
+                <w:rFonts w:ascii="Latha" w:hAnsi="Latha" w:cs="Latha"/>
+                <w:sz w:val="28"/>
+                <w:szCs w:val="28"/>
+                <w:lang w:val="it-IT" w:bidi="ta-IN"/>
+              </w:rPr>
+              <w:t xml:space="preserve"> </w:t>
+            </w:r>
+            <w:r>
+              <w:rPr>
+                <w:rFonts w:ascii="Latha" w:hAnsi="Latha" w:cs="Latha"/>
+                <w:sz w:val="28"/>
+                <w:szCs w:val="28"/>
+                <w:cs/>
+                <w:lang w:bidi="ta-IN"/>
+              </w:rPr>
+              <w:t>ந</w:t>
+            </w:r>
+            <w:r>
+              <w:rPr>
+                <w:rFonts w:ascii="Latha" w:hAnsi="Latha" w:cs="Latha"/>
+                <w:sz w:val="28"/>
+                <w:szCs w:val="28"/>
+                <w:lang w:val="it-IT" w:bidi="ta-IN"/>
+              </w:rPr>
+              <w:t xml:space="preserve"> | </w:t>
+            </w:r>
+          </w:p>
+          <w:p>
+            <w:pPr>
+              <w:widowControl w:val="0"/>
+              <w:autoSpaceDE w:val="0"/>
+              <w:autoSpaceDN w:val="0"/>
+              <w:adjustRightInd w:val="0"/>
+              <w:spacing w:before="0" w:line="240" w:lineRule="auto"/>
+              <w:rPr>
+                <w:rFonts w:ascii="BRH Devanagari Extra" w:hAnsi="BRH Devanagari Extra" w:cs="BRH Devanagari Extra"/>
+                <w:color w:val="000000"/>
+                <w:sz w:val="40"/>
+                <w:szCs w:val="40"/>
+                <w:lang w:val="it-IT" w:bidi="ml-IN"/>
+              </w:rPr>
+            </w:pPr>
+            <w:r>
+              <w:rPr>
+                <w:rFonts w:ascii="Latha" w:hAnsi="Latha" w:cs="Latha"/>
+                <w:sz w:val="28"/>
+                <w:szCs w:val="28"/>
+                <w:cs/>
+                <w:lang w:bidi="ta-IN"/>
+              </w:rPr>
+              <w:t>நர்த்</w:t>
+            </w:r>
+            <w:r>
+              <w:rPr>
+                <w:rFonts w:ascii="Latha" w:hAnsi="Latha" w:cs="Latha"/>
+                <w:b/>
+                <w:bCs/>
+                <w:position w:val="-12"/>
+                <w:sz w:val="28"/>
+                <w:szCs w:val="28"/>
+                <w:cs/>
+                <w:lang w:bidi="ta-IN"/>
+              </w:rPr>
+              <w:t>3</w:t>
+            </w:r>
+            <w:r>
+              <w:rPr>
+                <w:rFonts w:ascii="Latha" w:hAnsi="Latha" w:cs="Latha"/>
+                <w:sz w:val="28"/>
+                <w:szCs w:val="28"/>
+                <w:cs/>
+                <w:lang w:bidi="ta-IN"/>
+              </w:rPr>
+              <w:t>த்</w:t>
+            </w:r>
+            <w:r>
+              <w:rPr>
+                <w:rFonts w:ascii="Latha" w:hAnsi="Latha" w:cs="Latha"/>
+                <w:b/>
+                <w:bCs/>
+                <w:position w:val="-12"/>
+                <w:sz w:val="28"/>
+                <w:szCs w:val="28"/>
+                <w:cs/>
+                <w:lang w:bidi="ta-IN"/>
+              </w:rPr>
+              <w:t>4</w:t>
+            </w:r>
+            <w:r>
+              <w:rPr>
+                <w:rFonts w:ascii="Latha" w:hAnsi="Latha" w:cs="Latha"/>
+                <w:sz w:val="28"/>
+                <w:szCs w:val="28"/>
+                <w:highlight w:val="green"/>
+                <w:cs/>
+                <w:lang w:bidi="ta-IN"/>
+              </w:rPr>
+              <w:t>யே</w:t>
+            </w:r>
+            <w:r>
+              <w:rPr>
+                <w:rFonts w:ascii="BRH Tamil Tab Extra" w:hAnsi="BRH Tamil Tab Extra" w:cs="Latha"/>
+                <w:b/>
+                <w:sz w:val="36"/>
+                <w:szCs w:val="28"/>
+                <w:lang w:val="it-IT" w:bidi="ta-IN"/>
+              </w:rPr>
+              <w:t>†</w:t>
+            </w:r>
+            <w:r>
+              <w:rPr>
+                <w:rFonts w:ascii="Latha" w:hAnsi="Latha" w:cs="Latha"/>
+                <w:sz w:val="28"/>
+                <w:szCs w:val="28"/>
+                <w:cs/>
+                <w:lang w:bidi="ta-IN"/>
+              </w:rPr>
+              <w:t>த</w:t>
+            </w:r>
+            <w:r>
+              <w:rPr>
+                <w:rFonts w:ascii="Latha" w:hAnsi="Latha" w:cs="Latha"/>
+                <w:sz w:val="28"/>
+                <w:szCs w:val="28"/>
+                <w:lang w:val="it-IT" w:bidi="ta-IN"/>
               </w:rPr>
               <w:t xml:space="preserve"> |</w:t>
             </w:r>
@@ -2961,7 +4789,6 @@
           <w:szCs w:val="32"/>
           <w:u w:val="single"/>
         </w:rPr>
-        <w:lastRenderedPageBreak/>
         <w:t>==========</w:t>
       </w:r>
     </w:p>
@@ -5201,7 +7028,6 @@
                 <w:cs/>
                 <w:lang w:bidi="ta-IN"/>
               </w:rPr>
-              <w:lastRenderedPageBreak/>
               <w:t>ஜ்யோதி</w:t>
             </w:r>
             <w:r>
@@ -5281,7 +7107,6 @@
                 <w:cs/>
                 <w:lang w:bidi="ta-IN"/>
               </w:rPr>
-              <w:lastRenderedPageBreak/>
               <w:t>த</w:t>
             </w:r>
             <w:r>
@@ -5440,7 +7265,6 @@
                 <w:cs/>
                 <w:lang w:bidi="ta-IN"/>
               </w:rPr>
-              <w:lastRenderedPageBreak/>
               <w:t>ஜ்யோதி</w:t>
             </w:r>
             <w:r>
@@ -5527,7 +7351,6 @@
                 <w:sz w:val="28"/>
                 <w:szCs w:val="32"/>
               </w:rPr>
-              <w:lastRenderedPageBreak/>
               <w:t>T.S.6.6.1.5 – Kramam</w:t>
             </w:r>
           </w:p>
@@ -7343,6 +9166,7 @@
                 <w:sz w:val="28"/>
                 <w:szCs w:val="32"/>
               </w:rPr>
+              <w:lastRenderedPageBreak/>
               <w:t>T.S.6.6.6.2 – Kramam</w:t>
             </w:r>
           </w:p>
@@ -8795,7 +10619,6 @@
                 <w:sz w:val="28"/>
                 <w:szCs w:val="32"/>
               </w:rPr>
-              <w:lastRenderedPageBreak/>
               <w:t>T.S.6.6.8.3 – Kramam</w:t>
             </w:r>
           </w:p>
@@ -10815,6 +12638,7 @@
           <w:szCs w:val="32"/>
           <w:u w:val="single"/>
         </w:rPr>
+        <w:lastRenderedPageBreak/>
         <w:t xml:space="preserve">TS </w:t>
       </w:r>
       <w:r>

--- a/TS-Kramam/TS-6.6/TS 6.6 Tamil Krama Paatam Corrections.docx
+++ b/TS-Kramam/TS-6.6/TS 6.6 Tamil Krama Paatam Corrections.docx
@@ -91,19 +91,7 @@
           <w:szCs w:val="32"/>
           <w:u w:val="single"/>
         </w:rPr>
-        <w:t>x</w:t>
-      </w:r>
-      <w:r>
-        <w:rPr>
-          <w:b/>
-          <w:bCs/>
-          <w:color w:val="EE0000"/>
-          <w:sz w:val="32"/>
-          <w:szCs w:val="32"/>
-          <w:highlight w:val="yellow"/>
-          <w:u w:val="single"/>
-        </w:rPr>
-        <w:t>xxxxxxxxx</w:t>
+        <w:t>31st Oct 2026</w:t>
       </w:r>
     </w:p>
     <w:p>
@@ -752,6 +740,15 @@
                 <w:lang w:bidi="ta-IN"/>
               </w:rPr>
               <w:t xml:space="preserve"> | </w:t>
+            </w:r>
+            <w:r>
+              <w:rPr>
+                <w:rFonts w:ascii="Latha" w:hAnsi="Latha" w:cs="Latha"/>
+                <w:sz w:val="28"/>
+                <w:szCs w:val="28"/>
+                <w:lang w:bidi="ta-IN"/>
+              </w:rPr>
+              <w:br/>
             </w:r>
             <w:r>
               <w:rPr>
